--- a/report (1).docx
+++ b/report (1).docx
@@ -5765,8 +5765,6 @@
           <w:szCs w:val="32"/>
         </w:rPr>
       </w:pPr>
-      <w:bookmarkStart w:id="0" w:name="_GoBack"/>
-      <w:bookmarkEnd w:id="0"/>
       <w:r>
         <w:t xml:space="preserve">Если </w:t>
       </w:r>
@@ -8442,7 +8440,12 @@
         <w:ind w:left="284"/>
       </w:pPr>
       <w:r>
-        <w:t xml:space="preserve"> Ловушки при создании моделей прогнозирования: как в них не попасть и как из них выбраться, если попали [Электронный ресурс]. — Режим доступа: https://www.mbureau.ru/articles/lovushki-pri-sozdanii-modeley-prognozirovaniya-kak-v-nih-ne-popast-i-kak-iz-nih-vybratsya (дата обращения: 07.11.2023).</w:t>
+        <w:t xml:space="preserve"> Ловушки при создании моделей прогнозирования: как в них не попасть и как из них выбраться, если по</w:t>
+      </w:r>
+      <w:bookmarkStart w:id="0" w:name="_GoBack"/>
+      <w:bookmarkEnd w:id="0"/>
+      <w:r>
+        <w:t>пали [Электронный ресурс]. — Режим доступа: https://www.mbureau.ru/articles/lovushki-pri-sozdanii-modeley-prognozirovaniya-kak-v-nih-ne-popast-i-kak-iz-nih-vybratsya (дата обращения: 07.11.2023).</w:t>
       </w:r>
     </w:p>
     <w:p>
@@ -10579,7 +10582,7 @@
     <w:lsdException w:uiPriority="99" w:name="footnote text"/>
     <w:lsdException w:uiPriority="99" w:name="annotation text"/>
     <w:lsdException w:qFormat="1" w:uiPriority="99" w:semiHidden="0" w:name="header"/>
-    <w:lsdException w:uiPriority="99" w:semiHidden="0" w:name="footer"/>
+    <w:lsdException w:qFormat="1" w:uiPriority="99" w:semiHidden="0" w:name="footer"/>
     <w:lsdException w:uiPriority="99" w:name="index heading"/>
     <w:lsdException w:qFormat="1" w:uiPriority="35" w:semiHidden="0" w:name="caption"/>
     <w:lsdException w:uiPriority="99" w:name="table of figures"/>
@@ -10612,7 +10615,7 @@
     <w:lsdException w:qFormat="1" w:unhideWhenUsed="0" w:uiPriority="10" w:semiHidden="0" w:name="Title"/>
     <w:lsdException w:uiPriority="99" w:name="Closing"/>
     <w:lsdException w:uiPriority="99" w:name="Signature"/>
-    <w:lsdException w:uiPriority="1" w:name="Default Paragraph Font"/>
+    <w:lsdException w:qFormat="1" w:uiPriority="1" w:name="Default Paragraph Font"/>
     <w:lsdException w:qFormat="1" w:uiPriority="99" w:name="Body Text"/>
     <w:lsdException w:uiPriority="99" w:name="Body Text Indent"/>
     <w:lsdException w:uiPriority="99" w:name="List Continue"/>
@@ -10741,6 +10744,7 @@
     <w:name w:val="Default Paragraph Font"/>
     <w:semiHidden/>
     <w:unhideWhenUsed/>
+    <w:qFormat/>
     <w:uiPriority w:val="1"/>
   </w:style>
   <w:style w:type="table" w:default="1" w:styleId="4">
@@ -10868,6 +10872,7 @@
     <w:basedOn w:val="1"/>
     <w:link w:val="30"/>
     <w:unhideWhenUsed/>
+    <w:qFormat/>
     <w:uiPriority w:val="99"/>
     <w:pPr>
       <w:tabs>
@@ -11057,6 +11062,7 @@
   <w:style w:type="character" w:customStyle="1" w:styleId="24">
     <w:name w:val="mwe-math-mathml-inline"/>
     <w:basedOn w:val="3"/>
+    <w:qFormat/>
     <w:uiPriority w:val="0"/>
   </w:style>
   <w:style w:type="paragraph" w:customStyle="1" w:styleId="25">
@@ -11131,6 +11137,7 @@
     <w:name w:val="Нижний колонтитул Знак"/>
     <w:basedOn w:val="3"/>
     <w:link w:val="12"/>
+    <w:qFormat/>
     <w:uiPriority w:val="99"/>
   </w:style>
 </w:styles>
